--- a/word_reports/LP_0317_위치_114_Smokie_Greatest Hits.docx
+++ b/word_reports/LP_0317_위치_114_Smokie_Greatest Hits.docx
@@ -4,7 +4,7 @@
   <w:body>
     <w:p>
       <w:pPr>
-        <w:spacing w:after="280"/>
+        <w:spacing w:after="80"/>
       </w:pPr>
       <w:r>
         <w:rPr w:rFonts="맑은 고딕">
@@ -13,94 +13,47 @@
           <w:color w:val="1E3A8A"/>
           <w:sz w:val="30"/>
         </w:rPr>
-        <w:t>[114] Smokie - Greatest Hits</w:t>
+        <w:t>Smokie (스모키) - Greatest Hits</w:t>
       </w:r>
     </w:p>
     <w:p>
       <w:pPr>
-        <w:spacing w:after="320"/>
+        <w:spacing w:after="240"/>
       </w:pPr>
       <w:r>
         <w:rPr w:rFonts="맑은 고딕">
           <w:rFonts w:ascii="맑은 고딕" w:hAnsi="맑은 고딕" w:eastAsia="맑은 고딕"/>
           <w:b/>
-          <w:sz w:val="20"/>
+          <w:color w:val="4B5563"/>
+          <w:sz w:val="22"/>
         </w:rPr>
-        <w:t>■ 위치 : 114</w:t>
-        <w:br/>
-      </w:r>
-      <w:r>
-        <w:rPr w:rFonts="맑은 고딕">
-          <w:rFonts w:ascii="맑은 고딕" w:hAnsi="맑은 고딕" w:eastAsia="맑은 고딕"/>
-          <w:b/>
-          <w:sz w:val="20"/>
-        </w:rPr>
-        <w:t>■ 아티스트 : Smokie</w:t>
-        <w:br/>
-      </w:r>
-      <w:r>
-        <w:rPr w:rFonts="맑은 고딕">
-          <w:rFonts w:ascii="맑은 고딕" w:hAnsi="맑은 고딕" w:eastAsia="맑은 고딕"/>
-          <w:b/>
-          <w:sz w:val="20"/>
-        </w:rPr>
-        <w:t>■ 앨범명 : Greatest Hits</w:t>
-        <w:br/>
-      </w:r>
-      <w:r>
-        <w:rPr w:rFonts="맑은 고딕">
-          <w:rFonts w:ascii="맑은 고딕" w:hAnsi="맑은 고딕" w:eastAsia="맑은 고딕"/>
-          <w:b w:val="0"/>
-          <w:sz w:val="20"/>
-        </w:rPr>
-        <w:t>■ 음반 레이블 : RAK Records</w:t>
-        <w:br/>
-      </w:r>
-      <w:r>
-        <w:rPr w:rFonts="맑은 고딕">
-          <w:rFonts w:ascii="맑은 고딕" w:hAnsi="맑은 고딕" w:eastAsia="맑은 고딕"/>
-          <w:b w:val="0"/>
-          <w:sz w:val="20"/>
-        </w:rPr>
-        <w:t>■ 발매년도 : 1977</w:t>
-        <w:br/>
-      </w:r>
-      <w:r>
-        <w:rPr w:rFonts="맑은 고딕">
-          <w:rFonts w:ascii="맑은 고딕" w:hAnsi="맑은 고딕" w:eastAsia="맑은 고딕"/>
-          <w:b w:val="0"/>
-          <w:sz w:val="20"/>
-        </w:rPr>
-        <w:t>■ 장르 : 소프트 록 (Soft Rock), 팝 록 (Pop Rock)</w:t>
-        <w:br/>
-      </w:r>
-      <w:r>
-        <w:rPr w:rFonts="맑은 고딕">
-          <w:rFonts w:ascii="맑은 고딕" w:hAnsi="맑은 고딕" w:eastAsia="맑은 고딕"/>
-          <w:b w:val="0"/>
-          <w:sz w:val="20"/>
-        </w:rPr>
-        <w:t>■ 주요 수록곡 : 1. Living Next Door to Alice</w:t>
-        <w:br/>
+        <w:t>위치 :  114</w:t>
       </w:r>
     </w:p>
     <w:p>
       <w:pPr>
-        <w:spacing w:after="160"/>
+        <w:spacing w:line="324" w:lineRule="auto" w:before="80" w:after="160"/>
       </w:pPr>
       <w:r>
         <w:rPr w:rFonts="맑은 고딕">
           <w:rFonts w:ascii="맑은 고딕" w:hAnsi="맑은 고딕" w:eastAsia="맑은 고딕"/>
           <w:b/>
           <w:color w:val="1F2937"/>
-          <w:sz w:val="24"/>
+          <w:sz w:val="22"/>
         </w:rPr>
-        <w:t>■ 음반 해설 및 감상 가이드</w:t>
+        <w:t xml:space="preserve">[음반 소개] </w:t>
+      </w:r>
+      <w:r>
+        <w:rPr w:rFonts="맑은 고딕">
+          <w:rFonts w:ascii="맑은 고딕" w:hAnsi="맑은 고딕" w:eastAsia="맑은 고딕"/>
+          <w:b w:val="0"/>
+          <w:sz w:val="21"/>
+        </w:rPr>
       </w:r>
     </w:p>
     <w:p>
       <w:pPr>
-        <w:spacing w:line="312" w:lineRule="auto" w:after="120"/>
+        <w:spacing w:line="324" w:lineRule="auto" w:after="120"/>
       </w:pPr>
       <w:r>
         <w:rPr w:rFonts="맑은 고딕">
@@ -108,51 +61,516 @@
           <w:b w:val="0"/>
           <w:sz w:val="21"/>
         </w:rPr>
-        <w:t>1970년대 후반 전 세계 음악 팬들의 감성을 사로잡은 영국 출신의 4인조 소프트 록 밴드 스모키(Smokie)의 전성기 하이라이트를 집대성한 첫 번째 베스트 앨범입니다. 당대 최고의 히트곡 제조기였던 프로듀서 콤비 니키 친(Nicky Chinn)과 마이크 챗맨(Mike Chapman)의 감각적인 프로듀싱 하에 탄생한 이 음반은, 스모키를 단순한 포크 록 밴드를 넘어 70년대 팝 록 씬의 가장 서정적인 아이콘으로 자리매김하게 한 찬란한 순간들을 완벽히 담아내고 있습니다. 발매 당시 유럽 전역은 물론 한국을 비롯한 아시아 시장에서 폭발적인 반응을 얻으며 서정적 팝 록의 정수를 보여주었습니다.</w:t>
+        <w:t>영국 브래드퍼드의 짙은 안개 속에서 피어난 스모키(Smokie)의 선율은, 거친 록의 파고 속에서도 서정적인 멜로디와 어쿠스틱의 순수한 온기를 잃지 않았던 1970년대 팝 록의 찬란한 유산입니다. 리드 보컬 크리스 노먼(Chris Norman)의 쓸쓸한 듯 따스하게 가슴을 파고드는 허스키 보이스와 멤버들의 정교한 화음은 시대를 초월하여 듣는 이의 심금을 울리는 낭만적인 울림을 지니고 있습니다. 본 [Greatest Hits] 음반은 70년대 후반 전 유럽과 한국의 라디오 다이얼을 붉게 물들였던 그들의 황금기 명곡들을 단 한 장의 바이닐에 품격 있게 집대성한 걸작입니다. 회색빛 일상 속에서 문득 고개를 드는 옛 청춘의 초상처럼, 이 앨범은 반세기가 지난 오늘날에도 여전히 아련한 노스탤지어와 깊은 위안을 선사합니다.</w:t>
       </w:r>
     </w:p>
     <w:p>
       <w:pPr>
-        <w:spacing w:line="312" w:lineRule="auto" w:after="120"/>
+        <w:spacing w:line="324" w:lineRule="auto" w:before="200" w:after="80"/>
       </w:pPr>
+      <w:r>
+        <w:rPr w:rFonts="맑은 고딕">
+          <w:rFonts w:ascii="맑은 고딕" w:hAnsi="맑은 고딕" w:eastAsia="맑은 고딕"/>
+          <w:b/>
+          <w:color w:val="1E3A8A"/>
+          <w:sz w:val="24"/>
+        </w:rPr>
+        <w:t>1. 음반 데이터</w:t>
+      </w:r>
+    </w:p>
+    <w:p>
+      <w:pPr>
+        <w:spacing w:line="324" w:lineRule="auto" w:after="80"/>
+      </w:pPr>
+      <w:r>
+        <w:rPr w:rFonts="맑은 고딕">
+          <w:rFonts w:ascii="맑은 고딕" w:hAnsi="맑은 고딕" w:eastAsia="맑은 고딕"/>
+          <w:b w:val="0"/>
+          <w:color w:val="6B7280"/>
+          <w:sz w:val="21"/>
+        </w:rPr>
+        <w:t xml:space="preserve">· </w:t>
+      </w:r>
+      <w:r>
+        <w:rPr w:rFonts="맑은 고딕">
+          <w:rFonts w:ascii="맑은 고딕" w:hAnsi="맑은 고딕" w:eastAsia="맑은 고딕"/>
+          <w:b/>
+          <w:color w:val="1F2937"/>
+          <w:sz w:val="21"/>
+        </w:rPr>
+        <w:t xml:space="preserve">앨범명: </w:t>
+      </w:r>
       <w:r>
         <w:rPr w:rFonts="맑은 고딕">
           <w:rFonts w:ascii="맑은 고딕" w:hAnsi="맑은 고딕" w:eastAsia="맑은 고딕"/>
           <w:b w:val="0"/>
           <w:sz w:val="21"/>
         </w:rPr>
-        <w:t>이 음반의 가장 큰 음악적 매력은 프론트맨 크리스 노먼(Chris Norman)의 특유의 허스키하면서도 따뜻한 미성과 멤버들이 선사하는 정교하고 풍성한 화음의 조화에 있습니다. 어쿠스틱 기타를 기반으로 한 정갈한 라이브 질감은 투박하지만 낭만적인 포근함을 선물하며, 호소력 짙은 보컬은 각 곡이 지닌 스토리의 서정성을 극대화합니다. 일렉트릭 기타의 과도한 드라이브 대신 차분하고 촘촘하게 쌓아 올린 어쿠스틱 사운드 레이어는 수십 년의 세월이 흐른 지금 들어도 변치 않는 클래식한 품격을 자랑합니다.</w:t>
+        <w:t>Greatest Hits</w:t>
       </w:r>
     </w:p>
     <w:p>
       <w:pPr>
-        <w:spacing w:line="312" w:lineRule="auto" w:after="120"/>
+        <w:spacing w:line="324" w:lineRule="auto" w:after="80"/>
       </w:pPr>
+      <w:r>
+        <w:rPr w:rFonts="맑은 고딕">
+          <w:rFonts w:ascii="맑은 고딕" w:hAnsi="맑은 고딕" w:eastAsia="맑은 고딕"/>
+          <w:b w:val="0"/>
+          <w:color w:val="6B7280"/>
+          <w:sz w:val="21"/>
+        </w:rPr>
+        <w:t xml:space="preserve">· </w:t>
+      </w:r>
+      <w:r>
+        <w:rPr w:rFonts="맑은 고딕">
+          <w:rFonts w:ascii="맑은 고딕" w:hAnsi="맑은 고딕" w:eastAsia="맑은 고딕"/>
+          <w:b/>
+          <w:color w:val="1F2937"/>
+          <w:sz w:val="21"/>
+        </w:rPr>
+        <w:t xml:space="preserve">아티스트: </w:t>
+      </w:r>
       <w:r>
         <w:rPr w:rFonts="맑은 고딕">
           <w:rFonts w:ascii="맑은 고딕" w:hAnsi="맑은 고딕" w:eastAsia="맑은 고딕"/>
           <w:b w:val="0"/>
           <w:sz w:val="21"/>
         </w:rPr>
-        <w:t>수록곡 하나하나가 시대를 초월한 팝의 명작들로 채워져 있습니다. 한국인이 오랜 시간 가장 사랑해 온 팝송 중 하나인 'Living Next Door to Alice'는 아련한 향수와 드라마틱한 스토리텔링이 돋보이는 곡이며, 'Lay Back in the Arms of Someone'에서는 한층 여유롭고 성숙해진 메인 멜로디의 미학을 경험할 수 있습니다. 또한 'If You Think You Know How to Love Me'와 'Don't Play Your Rock 'n' Roll to Me' 등은 감미로운 라인 뒤에 숨은 스모키만의 단단한 록 비트를 입증하며 감상의 깊이를 더합니다.</w:t>
+        <w:t>Smokie (스모키)</w:t>
       </w:r>
     </w:p>
     <w:p>
       <w:pPr>
-        <w:spacing w:line="312" w:lineRule="auto" w:after="120"/>
+        <w:spacing w:line="324" w:lineRule="auto" w:after="80"/>
       </w:pPr>
+      <w:r>
+        <w:rPr w:rFonts="맑은 고딕">
+          <w:rFonts w:ascii="맑은 고딕" w:hAnsi="맑은 고딕" w:eastAsia="맑은 고딕"/>
+          <w:b w:val="0"/>
+          <w:color w:val="6B7280"/>
+          <w:sz w:val="21"/>
+        </w:rPr>
+        <w:t xml:space="preserve">· </w:t>
+      </w:r>
+      <w:r>
+        <w:rPr w:rFonts="맑은 고딕">
+          <w:rFonts w:ascii="맑은 고딕" w:hAnsi="맑은 고딕" w:eastAsia="맑은 고딕"/>
+          <w:b/>
+          <w:color w:val="1F2937"/>
+          <w:sz w:val="21"/>
+        </w:rPr>
+        <w:t xml:space="preserve">발매 정보: </w:t>
+      </w:r>
       <w:r>
         <w:rPr w:rFonts="맑은 고딕">
           <w:rFonts w:ascii="맑은 고딕" w:hAnsi="맑은 고딕" w:eastAsia="맑은 고딕"/>
           <w:b w:val="0"/>
           <w:sz w:val="21"/>
         </w:rPr>
-        <w:t>바이닐(LP) 포맷으로 감상하는 이 앨범은 70년대 아날로그 녹음 특유의 따스한 온기와 질감을 느끼기에 가장 이상적입니다. 턴테이블 바늘을 타고 흐르는 어쿠스틱 기타의 울림과 크리스 노먼의 애절한 목소리는 리스너를 한순간에 70년대의 아날로그적 낭만 한가운데로 이끕니다. 스모키의 음악적 정수를 한 장으로 압축한 본 음반은 팝 역사의 고귀한 유산이자, 깊은 감성을 갈구하는 모든 음악 애호가들에게 따뜻한 위로와 휴식을 건네는 소중한 명반입니다.</w:t>
+        <w:t>1970년대 팝 씬을 호령하던 전설적인 송라이터 겸 프로듀서 콤비 니키 친(Nicky Chinn)과 마이크 채프먼(Mike Chapman)의 탁월한 조력 속에, 스모키의 음악적 정점을 장식한 명곡들을 엄선하여 1977년 영국의 RAK 레코드를 통해 발표된 기념비적인 컴필레이션 앨범입니다.</w:t>
+      </w:r>
+    </w:p>
+    <w:p>
+      <w:pPr>
+        <w:spacing w:line="324" w:lineRule="auto" w:after="80"/>
+      </w:pPr>
+      <w:r>
+        <w:rPr w:rFonts="맑은 고딕">
+          <w:rFonts w:ascii="맑은 고딕" w:hAnsi="맑은 고딕" w:eastAsia="맑은 고딕"/>
+          <w:b w:val="0"/>
+          <w:color w:val="6B7280"/>
+          <w:sz w:val="21"/>
+        </w:rPr>
+        <w:t xml:space="preserve">· </w:t>
+      </w:r>
+      <w:r>
+        <w:rPr w:rFonts="맑은 고딕">
+          <w:rFonts w:ascii="맑은 고딕" w:hAnsi="맑은 고딕" w:eastAsia="맑은 고딕"/>
+          <w:b/>
+          <w:color w:val="1F2937"/>
+          <w:sz w:val="21"/>
+        </w:rPr>
+        <w:t xml:space="preserve">LP 인기도(판매량): </w:t>
+      </w:r>
+      <w:r>
+        <w:rPr w:rFonts="맑은 고딕">
+          <w:rFonts w:ascii="맑은 고딕" w:hAnsi="맑은 고딕" w:eastAsia="맑은 고딕"/>
+          <w:b w:val="0"/>
+          <w:sz w:val="21"/>
+        </w:rPr>
+        <w:t>발매 직후 영국 오피셜 앨범 차트 Top 10에 안착하고 독일 앨범 차트 정상을 차지하는 등 유럽 전역에서 밀리언셀러를 기록하였으며, 국내에서도 라이선스 LP와 해적판(빽판)을 통틀어 경이적인 판매고를 기록하며 대중적인 사랑을 한 몸에 받았습니다.</w:t>
+      </w:r>
+    </w:p>
+    <w:p>
+      <w:pPr>
+        <w:spacing w:line="324" w:lineRule="auto" w:after="80"/>
+      </w:pPr>
+      <w:r>
+        <w:rPr w:rFonts="맑은 고딕">
+          <w:rFonts w:ascii="맑은 고딕" w:hAnsi="맑은 고딕" w:eastAsia="맑은 고딕"/>
+          <w:b w:val="0"/>
+          <w:color w:val="6B7280"/>
+          <w:sz w:val="21"/>
+        </w:rPr>
+        <w:t xml:space="preserve">· </w:t>
+      </w:r>
+      <w:r>
+        <w:rPr w:rFonts="맑은 고딕">
+          <w:rFonts w:ascii="맑은 고딕" w:hAnsi="맑은 고딕" w:eastAsia="맑은 고딕"/>
+          <w:b/>
+          <w:color w:val="1F2937"/>
+          <w:sz w:val="21"/>
+        </w:rPr>
+        <w:t xml:space="preserve">각종 수상경력: </w:t>
+      </w:r>
+      <w:r>
+        <w:rPr w:rFonts="맑은 고딕">
+          <w:rFonts w:ascii="맑은 고딕" w:hAnsi="맑은 고딕" w:eastAsia="맑은 고딕"/>
+          <w:b w:val="0"/>
+          <w:sz w:val="21"/>
+        </w:rPr>
+        <w:t>독일, 오스트리아, 스웨덴 등 유럽 각국에서 다수의 골드 및 플래티넘 레코드 인증을 획득하였으며, 포크 록과 소프트 글램 록의 서정적 융합을 가장 완벽하게 구현해 낸 70년대 팝 록의 정전(正典)으로 공인받고 있습니다.</w:t>
+      </w:r>
+    </w:p>
+    <w:p>
+      <w:pPr>
+        <w:spacing w:line="324" w:lineRule="auto" w:before="200" w:after="80"/>
+      </w:pPr>
+      <w:r>
+        <w:rPr w:rFonts="맑은 고딕">
+          <w:rFonts w:ascii="맑은 고딕" w:hAnsi="맑은 고딕" w:eastAsia="맑은 고딕"/>
+          <w:b/>
+          <w:color w:val="1E3A8A"/>
+          <w:sz w:val="24"/>
+        </w:rPr>
+        <w:t>2. 아티스트 정보</w:t>
+      </w:r>
+    </w:p>
+    <w:p>
+      <w:pPr>
+        <w:spacing w:line="324" w:lineRule="auto" w:after="80"/>
+      </w:pPr>
+      <w:r>
+        <w:rPr w:rFonts="맑은 고딕">
+          <w:rFonts w:ascii="맑은 고딕" w:hAnsi="맑은 고딕" w:eastAsia="맑은 고딕"/>
+          <w:b w:val="0"/>
+          <w:color w:val="6B7280"/>
+          <w:sz w:val="21"/>
+        </w:rPr>
+        <w:t xml:space="preserve">· </w:t>
+      </w:r>
+      <w:r>
+        <w:rPr w:rFonts="맑은 고딕">
+          <w:rFonts w:ascii="맑은 고딕" w:hAnsi="맑은 고딕" w:eastAsia="맑은 고딕"/>
+          <w:b/>
+          <w:color w:val="1F2937"/>
+          <w:sz w:val="21"/>
+        </w:rPr>
+        <w:t xml:space="preserve">국적: </w:t>
+      </w:r>
+      <w:r>
+        <w:rPr w:rFonts="맑은 고딕">
+          <w:rFonts w:ascii="맑은 고딕" w:hAnsi="맑은 고딕" w:eastAsia="맑은 고딕"/>
+          <w:b w:val="0"/>
+          <w:sz w:val="21"/>
+        </w:rPr>
+        <w:t>영국 (United Kingdom)</w:t>
+      </w:r>
+    </w:p>
+    <w:p>
+      <w:pPr>
+        <w:spacing w:line="324" w:lineRule="auto" w:after="80"/>
+      </w:pPr>
+      <w:r>
+        <w:rPr w:rFonts="맑은 고딕">
+          <w:rFonts w:ascii="맑은 고딕" w:hAnsi="맑은 고딕" w:eastAsia="맑은 고딕"/>
+          <w:b w:val="0"/>
+          <w:color w:val="6B7280"/>
+          <w:sz w:val="21"/>
+        </w:rPr>
+        <w:t xml:space="preserve">· </w:t>
+      </w:r>
+      <w:r>
+        <w:rPr w:rFonts="맑은 고딕">
+          <w:rFonts w:ascii="맑은 고딕" w:hAnsi="맑은 고딕" w:eastAsia="맑은 고딕"/>
+          <w:b/>
+          <w:color w:val="1F2937"/>
+          <w:sz w:val="21"/>
+        </w:rPr>
+        <w:t xml:space="preserve">생몰년도: </w:t>
+      </w:r>
+      <w:r>
+        <w:rPr w:rFonts="맑은 고딕">
+          <w:rFonts w:ascii="맑은 고딕" w:hAnsi="맑은 고딕" w:eastAsia="맑은 고딕"/>
+          <w:b w:val="0"/>
+          <w:sz w:val="21"/>
+        </w:rPr>
+        <w:t>1964년 결성 (초기 The Elizabethans 등의 이름을 거쳐 1975년 Smokie로 공식 출범)</w:t>
+      </w:r>
+    </w:p>
+    <w:p>
+      <w:pPr>
+        <w:spacing w:line="324" w:lineRule="auto" w:after="80"/>
+      </w:pPr>
+      <w:r>
+        <w:rPr w:rFonts="맑은 고딕">
+          <w:rFonts w:ascii="맑은 고딕" w:hAnsi="맑은 고딕" w:eastAsia="맑은 고딕"/>
+          <w:b w:val="0"/>
+          <w:color w:val="6B7280"/>
+          <w:sz w:val="21"/>
+        </w:rPr>
+        <w:t xml:space="preserve">· </w:t>
+      </w:r>
+      <w:r>
+        <w:rPr w:rFonts="맑은 고딕">
+          <w:rFonts w:ascii="맑은 고딕" w:hAnsi="맑은 고딕" w:eastAsia="맑은 고딕"/>
+          <w:b/>
+          <w:color w:val="1F2937"/>
+          <w:sz w:val="21"/>
+        </w:rPr>
+        <w:t xml:space="preserve">그룹 소속: </w:t>
+      </w:r>
+      <w:r>
+        <w:rPr w:rFonts="맑은 고딕">
+          <w:rFonts w:ascii="맑은 고딕" w:hAnsi="맑은 고딕" w:eastAsia="맑은 고딕"/>
+          <w:b w:val="0"/>
+          <w:sz w:val="21"/>
+        </w:rPr>
+        <w:t>4인조 밴드 (Chris Norman, Alan Silson, Terry Uttley, Pete Spencer)</w:t>
+      </w:r>
+    </w:p>
+    <w:p>
+      <w:pPr>
+        <w:spacing w:line="324" w:lineRule="auto" w:after="80"/>
+      </w:pPr>
+      <w:r>
+        <w:rPr w:rFonts="맑은 고딕">
+          <w:rFonts w:ascii="맑은 고딕" w:hAnsi="맑은 고딕" w:eastAsia="맑은 고딕"/>
+          <w:b w:val="0"/>
+          <w:color w:val="6B7280"/>
+          <w:sz w:val="21"/>
+        </w:rPr>
+        <w:t xml:space="preserve">· </w:t>
+      </w:r>
+      <w:r>
+        <w:rPr w:rFonts="맑은 고딕">
+          <w:rFonts w:ascii="맑은 고딕" w:hAnsi="맑은 고딕" w:eastAsia="맑은 고딕"/>
+          <w:b/>
+          <w:color w:val="1F2937"/>
+          <w:sz w:val="21"/>
+        </w:rPr>
+        <w:t xml:space="preserve">아티스트 소개: </w:t>
+      </w:r>
+      <w:r>
+        <w:rPr w:rFonts="맑은 고딕">
+          <w:rFonts w:ascii="맑은 고딕" w:hAnsi="맑은 고딕" w:eastAsia="맑은 고딕"/>
+          <w:b w:val="0"/>
+          <w:sz w:val="21"/>
+        </w:rPr>
+        <w:t>스모키는 포크의 목가적인 서정성과 록 음악의 유려한 대중성을 절묘하게 직조해 낸 브리티시 팝 록의 거장입니다. 폐부를 찌르는 크리스 노먼의 매력적인 '스모키 사운드'와 빈틈없는 4성부 코러스 하모니는 당대 유럽을 넘어 아시아 음악 애호가들의 감수성까지 완벽히 매료시켰습니다.</w:t>
+      </w:r>
+    </w:p>
+    <w:p>
+      <w:pPr>
+        <w:spacing w:line="324" w:lineRule="auto" w:before="200" w:after="80"/>
+      </w:pPr>
+      <w:r>
+        <w:rPr w:rFonts="맑은 고딕">
+          <w:rFonts w:ascii="맑은 고딕" w:hAnsi="맑은 고딕" w:eastAsia="맑은 고딕"/>
+          <w:b/>
+          <w:color w:val="1E3A8A"/>
+          <w:sz w:val="24"/>
+        </w:rPr>
+        <w:t>3. 음반 상세 분석</w:t>
+      </w:r>
+    </w:p>
+    <w:p>
+      <w:pPr>
+        <w:spacing w:line="324" w:lineRule="auto" w:after="80"/>
+      </w:pPr>
+      <w:r>
+        <w:rPr w:rFonts="맑은 고딕">
+          <w:rFonts w:ascii="맑은 고딕" w:hAnsi="맑은 고딕" w:eastAsia="맑은 고딕"/>
+          <w:b w:val="0"/>
+          <w:color w:val="6B7280"/>
+          <w:sz w:val="21"/>
+        </w:rPr>
+        <w:t xml:space="preserve">· </w:t>
+      </w:r>
+      <w:r>
+        <w:rPr w:rFonts="맑은 고딕">
+          <w:rFonts w:ascii="맑은 고딕" w:hAnsi="맑은 고딕" w:eastAsia="맑은 고딕"/>
+          <w:b/>
+          <w:color w:val="1F2937"/>
+          <w:sz w:val="21"/>
+        </w:rPr>
+        <w:t xml:space="preserve">역사적 위치: </w:t>
+      </w:r>
+      <w:r>
+        <w:rPr w:rFonts="맑은 고딕">
+          <w:rFonts w:ascii="맑은 고딕" w:hAnsi="맑은 고딕" w:eastAsia="맑은 고딕"/>
+          <w:b w:val="0"/>
+          <w:sz w:val="21"/>
+        </w:rPr>
+        <w:t>디스코의 열풍과 펑크 록의 반항이 교차하던 1970년대 후반의 격동기 속에서, 스모키는 인간 본연의 고독과 낭만을 노래하며 멜로디 중심의 어덜트 컨템퍼러리 팝 록이 나아가야 할 가장 우아한 이정표를 세웠습니다. 본 앨범은 뛰어난 선곡과 유기적인 트랙 배치를 통해 베스트 앨범 역시 독자적인 예술적 완결성을 지닐 수 있음을 명쾌하게 증명합니다.</w:t>
+      </w:r>
+    </w:p>
+    <w:p>
+      <w:pPr>
+        <w:spacing w:line="324" w:lineRule="auto" w:after="80"/>
+      </w:pPr>
+      <w:r>
+        <w:rPr w:rFonts="맑은 고딕">
+          <w:rFonts w:ascii="맑은 고딕" w:hAnsi="맑은 고딕" w:eastAsia="맑은 고딕"/>
+          <w:b w:val="0"/>
+          <w:color w:val="6B7280"/>
+          <w:sz w:val="21"/>
+        </w:rPr>
+        <w:t xml:space="preserve">· </w:t>
+      </w:r>
+      <w:r>
+        <w:rPr w:rFonts="맑은 고딕">
+          <w:rFonts w:ascii="맑은 고딕" w:hAnsi="맑은 고딕" w:eastAsia="맑은 고딕"/>
+          <w:b/>
+          <w:color w:val="1F2937"/>
+          <w:sz w:val="21"/>
+        </w:rPr>
+        <w:t xml:space="preserve">시대의 흔적(스토리텔링): </w:t>
+      </w:r>
+      <w:r>
+        <w:rPr w:rFonts="맑은 고딕">
+          <w:rFonts w:ascii="맑은 고딕" w:hAnsi="맑은 고딕" w:eastAsia="맑은 고딕"/>
+          <w:b w:val="0"/>
+          <w:sz w:val="21"/>
+        </w:rPr>
+        <w:t>1970~80년대 한국의 음악다방과 심야 라디오 창공을 수놓았던 스모키의 음악은 급격한 근대화의 그늘 아래 방황하던 당대 한국 청춘들의 애달픈 영혼을 달래주던 하나의 시대적 공기였습니다. 낡은 청바지와 통기타로 대변되던 그 시절 청년 문화의 중심에는 늘 스모키의 애수 띤 하모니가 자리하고 있었으며, 이는 오늘날까지도 가슴 저릿한 아날로그적 연민으로 남아 있습니다.</w:t>
+      </w:r>
+    </w:p>
+    <w:p>
+      <w:pPr>
+        <w:spacing w:line="324" w:lineRule="auto" w:before="200" w:after="80"/>
+      </w:pPr>
+      <w:r>
+        <w:rPr w:rFonts="맑은 고딕">
+          <w:rFonts w:ascii="맑은 고딕" w:hAnsi="맑은 고딕" w:eastAsia="맑은 고딕"/>
+          <w:b/>
+          <w:color w:val="1E3A8A"/>
+          <w:sz w:val="24"/>
+        </w:rPr>
+        <w:t>4. 주요 수록곡 및 감상 제언</w:t>
+      </w:r>
+    </w:p>
+    <w:p>
+      <w:pPr>
+        <w:spacing w:line="324" w:lineRule="auto" w:after="80"/>
+      </w:pPr>
+      <w:r>
+        <w:rPr w:rFonts="맑은 고딕">
+          <w:rFonts w:ascii="맑은 고딕" w:hAnsi="맑은 고딕" w:eastAsia="맑은 고딕"/>
+          <w:b w:val="0"/>
+          <w:color w:val="6B7280"/>
+          <w:sz w:val="21"/>
+        </w:rPr>
+        <w:t xml:space="preserve">· </w:t>
+      </w:r>
+      <w:r>
+        <w:rPr w:rFonts="맑은 고딕">
+          <w:rFonts w:ascii="맑은 고딕" w:hAnsi="맑은 고딕" w:eastAsia="맑은 고딕"/>
+          <w:b/>
+          <w:color w:val="1F2937"/>
+          <w:sz w:val="21"/>
+        </w:rPr>
+        <w:t xml:space="preserve">주요 수록곡 특징: </w:t>
+      </w:r>
+      <w:r>
+        <w:rPr w:rFonts="맑은 고딕">
+          <w:rFonts w:ascii="맑은 고딕" w:hAnsi="맑은 고딕" w:eastAsia="맑은 고딕"/>
+          <w:b w:val="0"/>
+          <w:sz w:val="21"/>
+        </w:rPr>
+        <w:t>24년간 품어온 짝사랑의 비애를 경쾌하면서도 애절한 템포로 풀어낸 불멸의 명곡 'Living Next Door to Alice', 감미로운 12현 기타 선율과 절절한 보컬이 빛나는 'Lay Back in the Arms of Someone', 서정적 록 발라드의 극치를 보여주는 'If You Think You Know How to Love Me', 그리고 이국적인 밤의 정취를 노래한 'I'll Meet You at Midnight' 등 한 곡도 허투루 넘길 수 없는 정수들로 채워져 있습니다.</w:t>
+      </w:r>
+    </w:p>
+    <w:p>
+      <w:pPr>
+        <w:spacing w:line="324" w:lineRule="auto" w:after="80"/>
+      </w:pPr>
+      <w:r>
+        <w:rPr w:rFonts="맑은 고딕">
+          <w:rFonts w:ascii="맑은 고딕" w:hAnsi="맑은 고딕" w:eastAsia="맑은 고딕"/>
+          <w:b w:val="0"/>
+          <w:color w:val="6B7280"/>
+          <w:sz w:val="21"/>
+        </w:rPr>
+        <w:t xml:space="preserve">· </w:t>
+      </w:r>
+      <w:r>
+        <w:rPr w:rFonts="맑은 고딕">
+          <w:rFonts w:ascii="맑은 고딕" w:hAnsi="맑은 고딕" w:eastAsia="맑은 고딕"/>
+          <w:b/>
+          <w:color w:val="1F2937"/>
+          <w:sz w:val="21"/>
+        </w:rPr>
+        <w:t xml:space="preserve">빈티지 감상 제언: </w:t>
+      </w:r>
+      <w:r>
+        <w:rPr w:rFonts="맑은 고딕">
+          <w:rFonts w:ascii="맑은 고딕" w:hAnsi="맑은 고딕" w:eastAsia="맑은 고딕"/>
+          <w:b w:val="0"/>
+          <w:sz w:val="21"/>
+        </w:rPr>
+        <w:t>LP의 도입부에서 피어오르는 미세한 턴테이블의 표면 잡음은 크리스 노먼의 거칠고 따뜻한 음색과 더없이 완벽한 조화를 이룹니다. 진공관 앰프 특유의 두툼하고 따스한 배음으로 재생할 때, 어쿠스틱 기타의 찰랑거리는 질감과 가슴을 묵직하게 울리는 베이스 라인이 리스닝 룸 가득 아날로그적 온기와 공간감을 풍성하게 채워줍니다.</w:t>
+      </w:r>
+    </w:p>
+    <w:p>
+      <w:pPr>
+        <w:spacing w:line="324" w:lineRule="auto" w:after="80"/>
+      </w:pPr>
+      <w:r>
+        <w:rPr w:rFonts="맑은 고딕">
+          <w:rFonts w:ascii="맑은 고딕" w:hAnsi="맑은 고딕" w:eastAsia="맑은 고딕"/>
+          <w:b w:val="0"/>
+          <w:color w:val="6B7280"/>
+          <w:sz w:val="21"/>
+        </w:rPr>
+        <w:t xml:space="preserve">· </w:t>
+      </w:r>
+      <w:r>
+        <w:rPr w:rFonts="맑은 고딕">
+          <w:rFonts w:ascii="맑은 고딕" w:hAnsi="맑은 고딕" w:eastAsia="맑은 고딕"/>
+          <w:b/>
+          <w:color w:val="1F2937"/>
+          <w:sz w:val="21"/>
+        </w:rPr>
+        <w:t xml:space="preserve">소장 가치: </w:t>
+      </w:r>
+      <w:r>
+        <w:rPr w:rFonts="맑은 고딕">
+          <w:rFonts w:ascii="맑은 고딕" w:hAnsi="맑은 고딕" w:eastAsia="맑은 고딕"/>
+          <w:b w:val="0"/>
+          <w:sz w:val="21"/>
+        </w:rPr>
+        <w:t>전성기 스모키의 음악적 발자취를 오롯이 담아낸 이 음반은, 단순한 과거의 유물이 아니라 시대를 관통하여 영혼을 적시는 서정 팝의 정수를 간직한 바이닐로서 모든 정통 LP 컬렉터의 서가에 반드시 보관되어야 할 영원한 클래식입니다.</w:t>
+      </w:r>
+    </w:p>
+    <w:p>
+      <w:pPr>
+        <w:spacing w:line="324" w:lineRule="auto" w:after="120" w:before="160"/>
+      </w:pPr>
+      <w:r>
+        <w:rPr w:rFonts="맑은 고딕">
+          <w:rFonts w:ascii="맑은 고딕" w:hAnsi="맑은 고딕" w:eastAsia="맑은 고딕"/>
+          <w:b/>
+          <w:color w:val="4338CA"/>
+          <w:sz w:val="21"/>
+        </w:rPr>
+        <w:t>이 음반을 통해 아날로그 소리골을 타고 흐르는 스모키의 애수 어린 선율과 따뜻한 청춘의 노스탤지어가 전해주는 감동을 다시 한번 경험해 보시는 것은 어떨까요?</w:t>
       </w:r>
     </w:p>
     <w:sectPr>
       <w:pgSz w:w="12240" w:h="15840"/>
-      <w:pgMar w:top="1440" w:right="1440" w:bottom="1440" w:left="1440" w:header="720" w:footer="720" w:gutter="0"/>
+      <w:pgMar w:top="1152" w:right="1296" w:bottom="1152" w:left="1296" w:header="720" w:footer="720" w:gutter="0"/>
       <w:cols w:space="720"/>
       <w:docGrid w:linePitch="360"/>
     </w:sectPr>

--- a/word_reports/LP_0317_위치_114_Smokie_Greatest Hits.docx
+++ b/word_reports/LP_0317_위치_114_Smokie_Greatest Hits.docx
@@ -32,7 +32,7 @@
     </w:p>
     <w:p>
       <w:pPr>
-        <w:spacing w:line="324" w:lineRule="auto" w:before="80" w:after="160"/>
+        <w:spacing w:line="324" w:lineRule="auto" w:before="80" w:after="120"/>
       </w:pPr>
       <w:r>
         <w:rPr w:rFonts="맑은 고딕">
@@ -42,13 +42,6 @@
           <w:sz w:val="22"/>
         </w:rPr>
         <w:t xml:space="preserve">[음반 소개] </w:t>
-      </w:r>
-      <w:r>
-        <w:rPr w:rFonts="맑은 고딕">
-          <w:rFonts w:ascii="맑은 고딕" w:hAnsi="맑은 고딕" w:eastAsia="맑은 고딕"/>
-          <w:b w:val="0"/>
-          <w:sz w:val="21"/>
-        </w:rPr>
       </w:r>
     </w:p>
     <w:p>
@@ -61,7 +54,33 @@
           <w:b w:val="0"/>
           <w:sz w:val="21"/>
         </w:rPr>
-        <w:t>영국 브래드퍼드의 짙은 안개 속에서 피어난 스모키(Smokie)의 선율은, 거친 록의 파고 속에서도 서정적인 멜로디와 어쿠스틱의 순수한 온기를 잃지 않았던 1970년대 팝 록의 찬란한 유산입니다. 리드 보컬 크리스 노먼(Chris Norman)의 쓸쓸한 듯 따스하게 가슴을 파고드는 허스키 보이스와 멤버들의 정교한 화음은 시대를 초월하여 듣는 이의 심금을 울리는 낭만적인 울림을 지니고 있습니다. 본 [Greatest Hits] 음반은 70년대 후반 전 유럽과 한국의 라디오 다이얼을 붉게 물들였던 그들의 황금기 명곡들을 단 한 장의 바이닐에 품격 있게 집대성한 걸작입니다. 회색빛 일상 속에서 문득 고개를 드는 옛 청춘의 초상처럼, 이 앨범은 반세기가 지난 오늘날에도 여전히 아련한 노스탤지어와 깊은 위안을 선사합니다.</w:t>
+        <w:t>1970년대 후반의 서구 대중음악계는 화려한 글램 록의 잔향과 약동하는 디스코의 물결, 그리고 거친 펑크 록의 반항이 격렬하게 교차하던 혼돈과 열정의 용광로였습니다. 이처럼 현란한 장르적 각축 속에서도 영국 북부 요크셔 출신의 4인조 밴드 스모키(Smokie)는 가장 소박하고도 진솔한 포크 록과 소프트 록의 서정을 조탁하여 전 세계 음악 애호가들의 심금을 울렸습니다. 전설적인 명프로듀서 콤비 니키 친(Nicky Chinn)과 마이크 채프먼(Mike Chapman)의 예리한 음악적 조련과 멤버들 고유의 풋풋한 앙상블이 결합되어 1977년 탄생한 본작 [Greatest Hits]는, 세련된 기교를 넘어 가슴을 파고드는 멜로디의 영원불멸한 힘을 웅변하는 브리티시 팝 록의 찬란한 결실입니다.</w:t>
+      </w:r>
+    </w:p>
+    <w:p>
+      <w:pPr>
+        <w:spacing w:line="324" w:lineRule="auto" w:after="120"/>
+      </w:pPr>
+      <w:r>
+        <w:rPr w:rFonts="맑은 고딕">
+          <w:rFonts w:ascii="맑은 고딕" w:hAnsi="맑은 고딕" w:eastAsia="맑은 고딕"/>
+          <w:b w:val="0"/>
+          <w:sz w:val="21"/>
+        </w:rPr>
+        <w:t>스모키 사운드의 독보적인 심장은 프런트맨 크리스 노먼(Chris Norman)의 안개처럼 자욱하고 매력적인 허스키 보이스와, 이를 따스하게 감싸 안는 멤버들의 정교한 3성 코러스 하모니에 있습니다. 거친 질감 속에서도 한없이 부드러운 우수를 머금은 그의 음색은 청춘의 비애와 상실감, 그리고 지나간 사랑에 대한 낭만적 동경을 여과 없이 투영해 냈습니다. 특히 스모키의 음악은 1970~80년대 대한민국 청년 문화의 상징적 공간이었던 음악다방과 라디오 전파를 온통 감미로운 멜랑콜리로 물들이며, 특정 세대를 관통하는 노스탤지어의 대명사이자 정서적 도피처로 기능해 왔습니다.</w:t>
+      </w:r>
+    </w:p>
+    <w:p>
+      <w:pPr>
+        <w:spacing w:line="324" w:lineRule="auto" w:after="120"/>
+      </w:pPr>
+      <w:r>
+        <w:rPr w:rFonts="맑은 고딕">
+          <w:rFonts w:ascii="맑은 고딕" w:hAnsi="맑은 고딕" w:eastAsia="맑은 고딕"/>
+          <w:b w:val="0"/>
+          <w:sz w:val="21"/>
+        </w:rPr>
+        <w:t>본 음반은 밴드의 최전성기라 할 수 있는 1975년부터 1977년 사이에 발표된 주옥같은 트랙들을 오롯이 집대성하여, 한 장의 바이닐 위에 그들이 추구했던 ‘위로와 공감의 미학’을 완벽한 흐름으로 펼쳐 보입니다. 찰랑거리는 어쿠스틱 기타와 서정적인 멜로디 라인 뒤에 숨겨진 서민적 삶의 애환은, 유행의 부침을 초월하여 반세기가 지난 오늘날에도 여전히 마르지 않는 서정적 울림을 자아냅니다. 격조 높은 바이닐의 소리골을 통해 되살아나는 이들의 음악은, 차가운 디지털 음원으로는 결코 흉내 낼 수 없는 인간적인 온기와 낭만을 가슴 깊이 새겨주는 불멸의 명반입니다.</w:t>
       </w:r>
     </w:p>
     <w:p>
@@ -168,7 +187,7 @@
           <w:b w:val="0"/>
           <w:sz w:val="21"/>
         </w:rPr>
-        <w:t>1970년대 팝 씬을 호령하던 전설적인 송라이터 겸 프로듀서 콤비 니키 친(Nicky Chinn)과 마이크 채프먼(Mike Chapman)의 탁월한 조력 속에, 스모키의 음악적 정점을 장식한 명곡들을 엄선하여 1977년 영국의 RAK 레코드를 통해 발표된 기념비적인 컴필레이션 앨범입니다.</w:t>
+        <w:t>1977년 영국의 저명한 팝/록 레이블 RAK 레코드를 통해 발매된 공식 첫 번째 베스트 앨범으로, 밴드의 황금기 히트곡들을 정교하게 선곡·배열한 정통 명반</w:t>
       </w:r>
     </w:p>
     <w:p>
@@ -199,7 +218,7 @@
           <w:b w:val="0"/>
           <w:sz w:val="21"/>
         </w:rPr>
-        <w:t>발매 직후 영국 오피셜 앨범 차트 Top 10에 안착하고 독일 앨범 차트 정상을 차지하는 등 유럽 전역에서 밀리언셀러를 기록하였으며, 국내에서도 라이선스 LP와 해적판(빽판)을 통틀어 경이적인 판매고를 기록하며 대중적인 사랑을 한 몸에 받았습니다.</w:t>
+        <w:t>발매 직후 영국 앨범 차트 6위에 올랐으며, 독일, 오스트리아, 노르웨이 등 유럽 전역의 차트 정상을 석권하고 수백만 장의 판매고를 기록하며 대중적 정점에 도달함</w:t>
       </w:r>
     </w:p>
     <w:p>
@@ -230,7 +249,7 @@
           <w:b w:val="0"/>
           <w:sz w:val="21"/>
         </w:rPr>
-        <w:t>독일, 오스트리아, 스웨덴 등 유럽 각국에서 다수의 골드 및 플래티넘 레코드 인증을 획득하였으며, 포크 록과 소프트 글램 록의 서정적 융합을 가장 완벽하게 구현해 낸 70년대 팝 록의 정전(正典)으로 공인받고 있습니다.</w:t>
+        <w:t>유럽 각국 음반 산업 협회로부터 멀티 플래티넘 및 골드 디스크 인증을 획득하였으며, 1970년대 소프트 록/팝 록 씬의 서정성을 완성한 기념비적 음반으로 공인받음</w:t>
       </w:r>
     </w:p>
     <w:p>
@@ -306,7 +325,7 @@
           <w:b w:val="0"/>
           <w:sz w:val="21"/>
         </w:rPr>
-        <w:t>1964년 결성 (초기 The Elizabethans 등의 이름을 거쳐 1975년 Smokie로 공식 출범)</w:t>
+        <w:t>1964년 결성 (초기 결성 후 여러 활동명을 거쳐 1974년 ‘Smokie’로 공식 출범)</w:t>
       </w:r>
     </w:p>
     <w:p>
@@ -337,7 +356,7 @@
           <w:b w:val="0"/>
           <w:sz w:val="21"/>
         </w:rPr>
-        <w:t>4인조 밴드 (Chris Norman, Alan Silson, Terry Uttley, Pete Spencer)</w:t>
+        <w:t>4인조 록 그룹 (Chris Norman, Alan Silson, Terry Uttley, Pete Spencer)</w:t>
       </w:r>
     </w:p>
     <w:p>
@@ -368,7 +387,7 @@
           <w:b w:val="0"/>
           <w:sz w:val="21"/>
         </w:rPr>
-        <w:t>스모키는 포크의 목가적인 서정성과 록 음악의 유려한 대중성을 절묘하게 직조해 낸 브리티시 팝 록의 거장입니다. 폐부를 찌르는 크리스 노먼의 매력적인 '스모키 사운드'와 빈틈없는 4성부 코러스 하모니는 당대 유럽을 넘어 아시아 음악 애호가들의 감수성까지 완벽히 매료시켰습니다.</w:t>
+        <w:t>크리스 노먼의 독보적인 허스키 보이스와 멤버들의 완벽한 하모니를 축으로 포크와 소프트 록의 서정미를 극대화한 영국의 전설적 밴드입니다. 친근하면서도 애틋한 멜로디 감각을 바탕으로 유럽과 아시아를 아우르는 전 세계적인 사랑을 받으며 70년대 팝 음악사에 굵직한 족적을 남겼습니다.</w:t>
       </w:r>
     </w:p>
     <w:p>
@@ -413,7 +432,7 @@
           <w:b w:val="0"/>
           <w:sz w:val="21"/>
         </w:rPr>
-        <w:t>디스코의 열풍과 펑크 록의 반항이 교차하던 1970년대 후반의 격동기 속에서, 스모키는 인간 본연의 고독과 낭만을 노래하며 멜로디 중심의 어덜트 컨템퍼러리 팝 록이 나아가야 할 가장 우아한 이정표를 세웠습니다. 본 앨범은 뛰어난 선곡과 유기적인 트랙 배치를 통해 베스트 앨범 역시 독자적인 예술적 완결성을 지닐 수 있음을 명쾌하게 증명합니다.</w:t>
+        <w:t>글램 록의 화려함과 디스코의 범람 속에서 어쿠스틱 기반 소프트 록의 순수한 서정성을 당당히 주류로 안착시킨 앨범으로, 상업적 파급력과 음악적 완성도를 겸비한 1970년대 팝 록의 이정표입니다.</w:t>
       </w:r>
     </w:p>
     <w:p>
@@ -444,7 +463,7 @@
           <w:b w:val="0"/>
           <w:sz w:val="21"/>
         </w:rPr>
-        <w:t>1970~80년대 한국의 음악다방과 심야 라디오 창공을 수놓았던 스모키의 음악은 급격한 근대화의 그늘 아래 방황하던 당대 한국 청춘들의 애달픈 영혼을 달래주던 하나의 시대적 공기였습니다. 낡은 청바지와 통기타로 대변되던 그 시절 청년 문화의 중심에는 늘 스모키의 애수 띤 하모니가 자리하고 있었으며, 이는 오늘날까지도 가슴 저릿한 아날로그적 연민으로 남아 있습니다.</w:t>
+        <w:t>1970년대 후반 격동의 세월을 살아간 청춘들의 가슴속에 깃든 고독과 낭만을 포착하였으며, 한국에서는 유신 말기 청년들의 고단한 일상을 위로하던 음악다방의 턴테이블 위에서 피어오른 짙은 연무와도 같은 시대적 감수성을 온전히 간직하고 있습니다.</w:t>
       </w:r>
     </w:p>
     <w:p>
@@ -489,7 +508,7 @@
           <w:b w:val="0"/>
           <w:sz w:val="21"/>
         </w:rPr>
-        <w:t>24년간 품어온 짝사랑의 비애를 경쾌하면서도 애절한 템포로 풀어낸 불멸의 명곡 'Living Next Door to Alice', 감미로운 12현 기타 선율과 절절한 보컬이 빛나는 'Lay Back in the Arms of Someone', 서정적 록 발라드의 극치를 보여주는 'If You Think You Know How to Love Me', 그리고 이국적인 밤의 정취를 노래한 'I'll Meet You at Midnight' 등 한 곡도 허투루 넘길 수 없는 정수들로 채워져 있습니다.</w:t>
+        <w:t>24년간 짝사랑해 온 여인을 향한 애틋한 탄식이 담긴 불멸의 찬가 "Living Next Door to Alice", 크리스 노먼의 절절한 보컬이 빛을 발하는 감미로운 발라드 "Lay Back in the Arms of Someone", 밴드의 도약을 알린 서정적 걸작 "If You Think You Know How to Love Me", 그리고 경쾌한 리듬 뒤로 쓸쓸한 정서가 배어나는 "Don't Play Your Rock 'n' Roll to Me"와 "I'll Meet You at Midnight" 등 주옥같은 명곡들이 밀도 높게 수록되어 있습니다.</w:t>
       </w:r>
     </w:p>
     <w:p>
@@ -520,7 +539,7 @@
           <w:b w:val="0"/>
           <w:sz w:val="21"/>
         </w:rPr>
-        <w:t>LP의 도입부에서 피어오르는 미세한 턴테이블의 표면 잡음은 크리스 노먼의 거칠고 따뜻한 음색과 더없이 완벽한 조화를 이룹니다. 진공관 앰프 특유의 두툼하고 따스한 배음으로 재생할 때, 어쿠스틱 기타의 찰랑거리는 질감과 가슴을 묵직하게 울리는 베이스 라인이 리스닝 룸 가득 아날로그적 온기와 공간감을 풍성하게 채워줍니다.</w:t>
+        <w:t>턴테이블 바늘이 소리골을 스치는 미세한 마찰음과 진공관 앰프의 풍성한 배음이 어우러질 때, 찰랑거리는 12줄 어쿠스틱 기타의 잔향과 보컬의 거친 숨결이 한층 더 입체적이고 온기 가득한 질감으로 가슴에 와닿습니다.</w:t>
       </w:r>
     </w:p>
     <w:p>
@@ -551,7 +570,7 @@
           <w:b w:val="0"/>
           <w:sz w:val="21"/>
         </w:rPr>
-        <w:t>전성기 스모키의 음악적 발자취를 오롯이 담아낸 이 음반은, 단순한 과거의 유물이 아니라 시대를 관통하여 영혼을 적시는 서정 팝의 정수를 간직한 바이닐로서 모든 정통 LP 컬렉터의 서가에 반드시 보관되어야 할 영원한 클래식입니다.</w:t>
+        <w:t>1970년대 아날로그 팝 레코딩의 순수한 정수를 원음 그대로 만끽할 수 있는 필청 바이닐로, 시대를 초월한 서정적 낭만을 영구히 소장하고자 하는 클래식/팝 애호가와 LP 컬렉터에게 확고한 예술적 소장 가치를 선사합니다.</w:t>
       </w:r>
     </w:p>
     <w:p>
@@ -565,7 +584,7 @@
           <w:color w:val="4338CA"/>
           <w:sz w:val="21"/>
         </w:rPr>
-        <w:t>이 음반을 통해 아날로그 소리골을 타고 흐르는 스모키의 애수 어린 선율과 따뜻한 청춘의 노스탤지어가 전해주는 감동을 다시 한번 경험해 보시는 것은 어떨까요?</w:t>
+        <w:t>이 음반을 통해 가슴 저미는 노스탤지어와 아날로그 바이닐의 따스한 숨결이 전해주는 감동을 다시 한번 경험해 보시는 것은 어떨까요?</w:t>
       </w:r>
     </w:p>
     <w:sectPr>
